--- a/chapters/word-choice.docx
+++ b/chapters/word-choice.docx
@@ -15,7 +15,7 @@
         <w:pStyle w:val="Date"/>
       </w:pPr>
       <w:r>
-        <w:t xml:space="preserve">Last modified: 2026-06-18 19:25:05 (UTC)</w:t>
+        <w:t xml:space="preserve">Last modified: 2026-06-18 19:26:22 (UTC)</w:t>
       </w:r>
     </w:p>
     <w:tbl>

--- a/chapters/word-choice.docx
+++ b/chapters/word-choice.docx
@@ -15,7 +15,7 @@
         <w:pStyle w:val="Date"/>
       </w:pPr>
       <w:r>
-        <w:t xml:space="preserve">Last modified: 2026-06-18 19:26:22 (UTC)</w:t>
+        <w:t xml:space="preserve">Last modified: 2026-06-20 06:40:41 (UTC)</w:t>
       </w:r>
     </w:p>
     <w:tbl>

--- a/chapters/word-choice.docx
+++ b/chapters/word-choice.docx
@@ -15,7 +15,7 @@
         <w:pStyle w:val="Date"/>
       </w:pPr>
       <w:r>
-        <w:t xml:space="preserve">Last modified: 2026-06-20 06:40:41 (UTC)</w:t>
+        <w:t xml:space="preserve">Last modified: 2026-06-20 06:45:38 (UTC)</w:t>
       </w:r>
     </w:p>
     <w:tbl>
@@ -521,6 +521,471 @@
         <w:t xml:space="preserve">and the relatively-recent hybridization of the English language.</w:t>
       </w:r>
     </w:p>
+    <w:bookmarkStart w:id="16" w:name="avoid-vague-and-metaphorical-language"/>
+    <w:p>
+      <w:pPr>
+        <w:pStyle w:val="Heading2"/>
+      </w:pPr>
+      <w:r>
+        <w:t xml:space="preserve">1 Avoid vague and metaphorical language</w:t>
+      </w:r>
+    </w:p>
+    <w:p>
+      <w:pPr>
+        <w:pStyle w:val="FirstParagraph"/>
+      </w:pPr>
+      <w:r>
+        <w:t xml:space="preserve">Scientific claims should be precise enough to test.</w:t>
+      </w:r>
+      <w:r>
+        <w:t xml:space="preserve"> </w:t>
+      </w:r>
+      <w:r>
+        <w:t xml:space="preserve">Vague or metaphorical phrases can sound evocative,</w:t>
+      </w:r>
+      <w:r>
+        <w:t xml:space="preserve"> </w:t>
+      </w:r>
+      <w:r>
+        <w:t xml:space="preserve">but they leave the reader guessing</w:t>
+      </w:r>
+      <w:r>
+        <w:t xml:space="preserve"> </w:t>
+      </w:r>
+      <w:r>
+        <w:t xml:space="preserve">at the specific quantity or mechanism you mean.</w:t>
+      </w:r>
+      <w:r>
+        <w:t xml:space="preserve"> </w:t>
+      </w:r>
+      <w:r>
+        <w:t xml:space="preserve">Whenever you can,</w:t>
+      </w:r>
+      <w:r>
+        <w:t xml:space="preserve"> </w:t>
+      </w:r>
+      <w:r>
+        <w:t xml:space="preserve">replace a metaphor with the precise term for the thing you are describing.</w:t>
+      </w:r>
+      <w:r>
+        <w:t xml:space="preserve"> </w:t>
+      </w:r>
+      <w:hyperlink w:anchor="tbl-vague-precise">
+        <w:r>
+          <w:rPr>
+            <w:rStyle w:val="Hyperlink"/>
+          </w:rPr>
+          <w:t xml:space="preserve">Table 2</w:t>
+        </w:r>
+      </w:hyperlink>
+      <w:r>
+        <w:t xml:space="preserve"> </w:t>
+      </w:r>
+      <w:r>
+        <w:t xml:space="preserve">lists some common vague phrases</w:t>
+      </w:r>
+      <w:r>
+        <w:t xml:space="preserve"> </w:t>
+      </w:r>
+      <w:r>
+        <w:t xml:space="preserve">and more precise alternatives.</w:t>
+      </w:r>
+    </w:p>
+    <w:tbl>
+      <w:tblPr>
+        <w:tblStyle w:val="Table"/>
+        <w:tblW w:type="pct" w:w="5000"/>
+        <w:tblLayout w:type="fixed"/>
+        <w:tblLook w:firstRow="0" w:lastRow="0" w:firstColumn="0" w:lastColumn="0" w:noHBand="0" w:noVBand="0" w:val="0000"/>
+      </w:tblPr>
+      <w:tblGrid>
+        <w:gridCol w:w="7920"/>
+      </w:tblGrid>
+      <w:tr>
+        <w:tc>
+          <w:tcPr/>
+          <w:bookmarkStart w:id="15" w:name="tbl-vague-precise"/>
+          <w:p>
+            <w:pPr>
+              <w:jc w:val="center"/>
+            </w:pPr>
+            <w:pPr>
+              <w:jc w:val="left"/>
+              <w:spacing w:before="200"/>
+              <w:pStyle w:val="ImageCaption"/>
+            </w:pPr>
+            <w:r>
+              <w:t xml:space="preserve">Table 2: Vague or metaphorical phrases and more precise alternatives</w:t>
+            </w:r>
+          </w:p>
+          <w:tbl>
+            <w:tblPr>
+              <w:tblStyle w:val="Table"/>
+              <w:tblW w:type="auto" w:w="0"/>
+              <w:tblLook w:firstRow="1" w:lastRow="0" w:firstColumn="0" w:lastColumn="0" w:noHBand="0" w:noVBand="0" w:val="0020"/>
+            </w:tblPr>
+            <w:tblGrid>
+              <w:gridCol w:w="3960"/>
+              <w:gridCol w:w="3960"/>
+            </w:tblGrid>
+            <w:tr>
+              <w:trPr>
+                <w:tblHeader w:val="on"/>
+              </w:trPr>
+              <w:tc>
+                <w:tcPr/>
+                <w:p>
+                  <w:pPr>
+                    <w:pStyle w:val="Compact"/>
+                    <w:jc w:val="center"/>
+                  </w:pPr>
+                  <w:r>
+                    <w:t xml:space="preserve">Vague or metaphorical</w:t>
+                  </w:r>
+                </w:p>
+              </w:tc>
+              <w:tc>
+                <w:tcPr/>
+                <w:p>
+                  <w:pPr>
+                    <w:pStyle w:val="Compact"/>
+                    <w:jc w:val="center"/>
+                  </w:pPr>
+                  <w:r>
+                    <w:t xml:space="preserve">More precise</w:t>
+                  </w:r>
+                </w:p>
+              </w:tc>
+            </w:tr>
+            <w:tr>
+              <w:tc>
+                <w:tcPr/>
+                <w:p>
+                  <w:pPr>
+                    <w:pStyle w:val="Compact"/>
+                    <w:jc w:val="center"/>
+                  </w:pPr>
+                  <w:r>
+                    <w:t xml:space="preserve">infection pressure</w:t>
+                  </w:r>
+                </w:p>
+              </w:tc>
+              <w:tc>
+                <w:tcPr/>
+                <w:p>
+                  <w:pPr>
+                    <w:pStyle w:val="Compact"/>
+                    <w:jc w:val="center"/>
+                  </w:pPr>
+                  <w:r>
+                    <w:t xml:space="preserve">incidence rate</w:t>
+                  </w:r>
+                </w:p>
+              </w:tc>
+            </w:tr>
+            <w:tr>
+              <w:tc>
+                <w:tcPr/>
+                <w:p>
+                  <w:pPr>
+                    <w:pStyle w:val="Compact"/>
+                    <w:jc w:val="center"/>
+                  </w:pPr>
+                  <w:r>
+                    <w:t xml:space="preserve">disease burden</w:t>
+                  </w:r>
+                </w:p>
+              </w:tc>
+              <w:tc>
+                <w:tcPr/>
+                <w:p>
+                  <w:pPr>
+                    <w:pStyle w:val="Compact"/>
+                    <w:jc w:val="center"/>
+                  </w:pPr>
+                  <w:r>
+                    <w:t xml:space="preserve">incidence rate, or prevalence proportion</w:t>
+                  </w:r>
+                </w:p>
+              </w:tc>
+            </w:tr>
+            <w:tr>
+              <w:tc>
+                <w:tcPr/>
+                <w:p>
+                  <w:pPr>
+                    <w:pStyle w:val="Compact"/>
+                    <w:jc w:val="center"/>
+                  </w:pPr>
+                  <w:r>
+                    <w:t xml:space="preserve">the signal was strong</w:t>
+                  </w:r>
+                </w:p>
+              </w:tc>
+              <w:tc>
+                <w:tcPr/>
+                <w:p>
+                  <w:pPr>
+                    <w:pStyle w:val="Compact"/>
+                    <w:jc w:val="center"/>
+                  </w:pPr>
+                  <w:r>
+                    <w:t xml:space="preserve">the effect size was large</w:t>
+                  </w:r>
+                </w:p>
+              </w:tc>
+            </w:tr>
+            <w:tr>
+              <w:tc>
+                <w:tcPr/>
+                <w:p>
+                  <w:pPr>
+                    <w:pStyle w:val="Compact"/>
+                    <w:jc w:val="center"/>
+                  </w:pPr>
+                  <w:r>
+                    <w:t xml:space="preserve">a huge effect</w:t>
+                  </w:r>
+                </w:p>
+              </w:tc>
+              <w:tc>
+                <w:tcPr/>
+                <w:p>
+                  <w:pPr>
+                    <w:pStyle w:val="Compact"/>
+                    <w:jc w:val="center"/>
+                  </w:pPr>
+                  <w:r>
+                    <w:t xml:space="preserve">a risk ratio of 4.2</w:t>
+                  </w:r>
+                </w:p>
+              </w:tc>
+            </w:tr>
+          </w:tbl>
+          <w:bookmarkEnd w:id="15"/>
+          <w:p/>
+        </w:tc>
+      </w:tr>
+    </w:tbl>
+    <w:p>
+      <w:pPr>
+        <w:pStyle w:val="BodyText"/>
+      </w:pPr>
+      <w:r>
+        <w:t xml:space="preserve">The precise alternative is not always shorter,</w:t>
+      </w:r>
+      <w:r>
+        <w:t xml:space="preserve"> </w:t>
+      </w:r>
+      <w:r>
+        <w:t xml:space="preserve">but it tells the reader exactly which quantity you measured,</w:t>
+      </w:r>
+      <w:r>
+        <w:t xml:space="preserve"> </w:t>
+      </w:r>
+      <w:r>
+        <w:t xml:space="preserve">which makes your claim verifiable.</w:t>
+      </w:r>
+      <w:r>
+        <w:t xml:space="preserve"> </w:t>
+      </w:r>
+      <w:r>
+        <w:t xml:space="preserve">When a metaphor genuinely aids intuition,</w:t>
+      </w:r>
+      <w:r>
+        <w:t xml:space="preserve"> </w:t>
+      </w:r>
+      <w:r>
+        <w:t xml:space="preserve">state the precise quantity first,</w:t>
+      </w:r>
+      <w:r>
+        <w:t xml:space="preserve"> </w:t>
+      </w:r>
+      <w:r>
+        <w:t xml:space="preserve">then offer the metaphor as a secondary aid.</w:t>
+      </w:r>
+    </w:p>
+    <w:bookmarkEnd w:id="16"/>
+    <w:bookmarkStart w:id="18" w:name="minimize-unnecessary-jargon"/>
+    <w:p>
+      <w:pPr>
+        <w:pStyle w:val="Heading2"/>
+      </w:pPr>
+      <w:r>
+        <w:t xml:space="preserve">2 Minimize unnecessary jargon</w:t>
+      </w:r>
+    </w:p>
+    <w:p>
+      <w:pPr>
+        <w:pStyle w:val="FirstParagraph"/>
+      </w:pPr>
+      <w:r>
+        <w:t xml:space="preserve">Jargon is vocabulary specific to a field.</w:t>
+      </w:r>
+      <w:r>
+        <w:t xml:space="preserve"> </w:t>
+      </w:r>
+      <w:r>
+        <w:t xml:space="preserve">Some jargon is necessary:</w:t>
+      </w:r>
+      <w:r>
+        <w:t xml:space="preserve"> </w:t>
+      </w:r>
+      <w:r>
+        <w:t xml:space="preserve">a precise technical term can replace a long explanation,</w:t>
+      </w:r>
+      <w:r>
+        <w:t xml:space="preserve"> </w:t>
+      </w:r>
+      <w:r>
+        <w:t xml:space="preserve">and readers in the field expect it.</w:t>
+      </w:r>
+      <w:r>
+        <w:t xml:space="preserve"> </w:t>
+      </w:r>
+      <w:r>
+        <w:t xml:space="preserve">But jargon becomes a barrier when a normal word would work just as well,</w:t>
+      </w:r>
+      <w:r>
+        <w:t xml:space="preserve"> </w:t>
+      </w:r>
+      <w:r>
+        <w:t xml:space="preserve">or when you use a common word</w:t>
+      </w:r>
+      <w:r>
+        <w:t xml:space="preserve"> </w:t>
+      </w:r>
+      <w:r>
+        <w:t xml:space="preserve">with a special, field-specific meaning</w:t>
+      </w:r>
+      <w:r>
+        <w:t xml:space="preserve"> </w:t>
+      </w:r>
+      <w:r>
+        <w:t xml:space="preserve">without defining it.</w:t>
+      </w:r>
+    </w:p>
+    <w:p>
+      <w:pPr>
+        <w:pStyle w:val="BodyText"/>
+      </w:pPr>
+      <w:r>
+        <w:t xml:space="preserve">Prefer normal words used in their usual sense.</w:t>
+      </w:r>
+      <w:r>
+        <w:t xml:space="preserve"> </w:t>
+      </w:r>
+      <w:r>
+        <w:t xml:space="preserve">When you do need a technical term,</w:t>
+      </w:r>
+      <w:r>
+        <w:t xml:space="preserve"> </w:t>
+      </w:r>
+      <w:r>
+        <w:t xml:space="preserve">define it clearly at first use,</w:t>
+      </w:r>
+      <w:r>
+        <w:t xml:space="preserve"> </w:t>
+      </w:r>
+      <w:r>
+        <w:t xml:space="preserve">then keep using the same term</w:t>
+      </w:r>
+      <w:r>
+        <w:t xml:space="preserve"> </w:t>
+      </w:r>
+      <w:r>
+        <w:t xml:space="preserve">rather than switching between synonyms.</w:t>
+      </w:r>
+    </w:p>
+    <w:bookmarkStart w:id="17" w:name="exm-jargon"/>
+    <w:p>
+      <w:pPr>
+        <w:pStyle w:val="BodyText"/>
+      </w:pPr>
+      <w:r>
+        <w:rPr>
+          <w:b/>
+          <w:bCs/>
+        </w:rPr>
+        <w:t xml:space="preserve">Example 1 (Replacing unnecessary jargon)</w:t>
+      </w:r>
+      <w:r>
+        <w:t xml:space="preserve"> </w:t>
+      </w:r>
+      <w:r>
+        <w:t xml:space="preserve"> </w:t>
+      </w:r>
+    </w:p>
+    <w:p>
+      <w:pPr>
+        <w:pStyle w:val="BlockText"/>
+      </w:pPr>
+      <w:r>
+        <w:t xml:space="preserve">❌ We leveraged a bespoke pipeline to operationalize the ingestion of heterogeneous data modalities.</w:t>
+      </w:r>
+    </w:p>
+    <w:p>
+      <w:pPr>
+        <w:pStyle w:val="BlockText"/>
+      </w:pPr>
+      <w:r>
+        <w:t xml:space="preserve">✅ We wrote a custom program to combine data from several sources.</w:t>
+      </w:r>
+    </w:p>
+    <w:p>
+      <w:pPr>
+        <w:pStyle w:val="FirstParagraph"/>
+      </w:pPr>
+      <w:r>
+        <w:t xml:space="preserve">The plain version is shorter,</w:t>
+      </w:r>
+      <w:r>
+        <w:t xml:space="preserve"> </w:t>
+      </w:r>
+      <w:r>
+        <w:t xml:space="preserve">and it states what was actually done.</w:t>
+      </w:r>
+    </w:p>
+    <w:bookmarkEnd w:id="17"/>
+    <w:p>
+      <w:pPr>
+        <w:pStyle w:val="BodyText"/>
+      </w:pPr>
+      <w:r>
+        <w:t xml:space="preserve">For each technical word, ask whether it carries meaning</w:t>
+      </w:r>
+      <w:r>
+        <w:t xml:space="preserve"> </w:t>
+      </w:r>
+      <w:r>
+        <w:t xml:space="preserve">that a plainer word would lose.</w:t>
+      </w:r>
+      <w:r>
+        <w:t xml:space="preserve"> </w:t>
+      </w:r>
+      <w:r>
+        <w:t xml:space="preserve">If it does not, replace it with the plainer word.</w:t>
+      </w:r>
+      <w:r>
+        <w:t xml:space="preserve"> </w:t>
+      </w:r>
+      <w:r>
+        <w:t xml:space="preserve">If it does carry necessary meaning</w:t>
+      </w:r>
+      <w:r>
+        <w:t xml:space="preserve"> </w:t>
+      </w:r>
+      <w:r>
+        <w:t xml:space="preserve">but a reader outside your subfield would not understand it,</w:t>
+      </w:r>
+      <w:r>
+        <w:t xml:space="preserve"> </w:t>
+      </w:r>
+      <w:r>
+        <w:t xml:space="preserve">define it clearly at first use.</w:t>
+      </w:r>
+    </w:p>
+    <w:bookmarkEnd w:id="18"/>
     <w:sectPr>
       <w:footnotePr>
         <w:numRestart w:val="eachSect"/>

--- a/chapters/word-choice.docx
+++ b/chapters/word-choice.docx
@@ -15,7 +15,7 @@
         <w:pStyle w:val="Date"/>
       </w:pPr>
       <w:r>
-        <w:t xml:space="preserve">Last modified: 2026-06-20 06:45:38 (UTC)</w:t>
+        <w:t xml:space="preserve">Last modified: 2026-06-20 06:44:57 (UTC)</w:t>
       </w:r>
     </w:p>
     <w:tbl>

--- a/chapters/word-choice.docx
+++ b/chapters/word-choice.docx
@@ -15,7 +15,7 @@
         <w:pStyle w:val="Date"/>
       </w:pPr>
       <w:r>
-        <w:t xml:space="preserve">Last modified: 2026-06-20 06:44:57 (UTC)</w:t>
+        <w:t xml:space="preserve">Last modified: 2026-06-20 06:47:42 (UTC)</w:t>
       </w:r>
     </w:p>
     <w:tbl>

--- a/chapters/word-choice.docx
+++ b/chapters/word-choice.docx
@@ -15,7 +15,7 @@
         <w:pStyle w:val="Date"/>
       </w:pPr>
       <w:r>
-        <w:t xml:space="preserve">Last modified: 2026-06-20 06:47:42 (UTC)</w:t>
+        <w:t xml:space="preserve">Last modified: 2026-06-20 06:54:34 (UTC)</w:t>
       </w:r>
     </w:p>
     <w:tbl>

--- a/chapters/word-choice.docx
+++ b/chapters/word-choice.docx
@@ -15,7 +15,7 @@
         <w:pStyle w:val="Date"/>
       </w:pPr>
       <w:r>
-        <w:t xml:space="preserve">Last modified: 2026-06-20 06:54:34 (UTC)</w:t>
+        <w:t xml:space="preserve">Last modified: 2026-06-22 06:24:47 (UTC)</w:t>
       </w:r>
     </w:p>
     <w:tbl>

--- a/chapters/word-choice.docx
+++ b/chapters/word-choice.docx
@@ -15,7 +15,7 @@
         <w:pStyle w:val="Date"/>
       </w:pPr>
       <w:r>
-        <w:t xml:space="preserve">Last modified: 2026-06-22 06:24:47 (UTC)</w:t>
+        <w:t xml:space="preserve">Last modified: 2026-07-29 20:07:53 (UTC)</w:t>
       </w:r>
     </w:p>
     <w:tbl>
